--- a/ky/wisdom-stories/raising-a-child.docx
+++ b/ky/wisdom-stories/raising-a-child.docx
@@ -154,7 +154,7 @@
     </w:p>
     <w:p>
       <w:r>
-        <w:t>— Тарбия — баланын эркин сындыруу эмес, аны менен ишенимдүү мамиле куруу. Уулуңузду угуңуз, ага убакыт бөлүңүз, сүйүүңүздү көрсөтүңүз. Эрежелерди так түшүндүрүп, өзүңүздөр да аткаргыла. Ката кетирсе, кемсинтпей, анын кесепетин түшүнүүгө жана оңдоого жардам бергиле.</w:t>
+        <w:t>— Тарбия — баланын эркин сындыруу эмес, аны менен ишенимдүү мамиле куруу. Уулуңузду угуңуз, ага убакыт бөлүңүз, сүйүүңүздү көрсөтүңүз. Эрежелерди так түшүндүрүп, өзүңүз да аткарыңыз. Ката кетирсе, кемсинтпей, анын кесепетин түшүнүүгө жана оңдоого жардам бериңиз.</w:t>
       </w:r>
     </w:p>
     <w:p>
@@ -164,7 +164,7 @@
     </w:p>
     <w:p>
       <w:r>
-        <w:t>— Мен силерге кеңеш бере алам. Бирок үйүңөрдөгү мамилени силердин ордуңарга өзгөртө албайм. Өзгөрүү балаңар жаныңарда өзүн коопсуз сезип, аны сүйөрүңөрдү жана угарыңарды билгенден башталат.</w:t>
+        <w:t>— Мен сизге кеңеш бере алам. Бирок үйүңүздөгү мамилени сиздин ордуңузга өзгөртө албайм. Өзгөрүү балаңыз жаныңызда өзүн коопсуз сезип, аны сүйөрүңүздү жана угарыңызды билгенден башталат.</w:t>
       </w:r>
     </w:p>
     <w:p>
